--- a/report/Uniswap_on_Base_Activity_Concentration_Return_Behavior_V1_3_Report.docx
+++ b/report/Uniswap_on_Base_Activity_Concentration_Return_Behavior_V1_3_Report.docx
@@ -6503,7 +6503,7 @@
         <w:color w:val="6E6E6E"/>
         <w:sz w:val="16"/>
       </w:rPr>
-      <w:t>UNISWAP ON BASE — USER QUALITY &amp; ACTIVITY | V1</w:t>
+      <w:t>UNISWAP ON BASE — ACTIVITY, CONCENTRATION &amp; RETURN BEHAVIOR | V1</w:t>
     </w:r>
   </w:p>
 </w:hdr>
